--- a/examples/statistics/doc/linear_regression.docx
+++ b/examples/statistics/doc/linear_regression.docx
@@ -142,124 +142,61 @@
         <w:rPr>
           <w:rStyle w:val="VerbatimChar"/>
         </w:rPr>
-        <w:t xml:space="preserve">##      crim zn indus chas   nox    rm  age    dis rad tax ptratio  black lstat</w:t>
-      </w:r>
-      <w:r>
-        <w:br/>
-      </w:r>
-      <w:r>
-        <w:rPr>
-          <w:rStyle w:val="VerbatimChar"/>
-        </w:rPr>
-        <w:t xml:space="preserve">## 1 0.00632 18  2.31    0 0.538 6.575 65.2 4.0900   1 296    15.3 396.90  4.98</w:t>
-      </w:r>
-      <w:r>
-        <w:br/>
-      </w:r>
-      <w:r>
-        <w:rPr>
-          <w:rStyle w:val="VerbatimChar"/>
-        </w:rPr>
-        <w:t xml:space="preserve">## 2 0.02731  0  7.07    0 0.469 6.421 78.9 4.9671   2 242    17.8 396.90  9.14</w:t>
-      </w:r>
-      <w:r>
-        <w:br/>
-      </w:r>
-      <w:r>
-        <w:rPr>
-          <w:rStyle w:val="VerbatimChar"/>
-        </w:rPr>
-        <w:t xml:space="preserve">## 3 0.02729  0  7.07    0 0.469 7.185 61.1 4.9671   2 242    17.8 392.83  4.03</w:t>
-      </w:r>
-      <w:r>
-        <w:br/>
-      </w:r>
-      <w:r>
-        <w:rPr>
-          <w:rStyle w:val="VerbatimChar"/>
-        </w:rPr>
-        <w:t xml:space="preserve">## 4 0.03237  0  2.18    0 0.458 6.998 45.8 6.0622   3 222    18.7 394.63  2.94</w:t>
-      </w:r>
-      <w:r>
-        <w:br/>
-      </w:r>
-      <w:r>
-        <w:rPr>
-          <w:rStyle w:val="VerbatimChar"/>
-        </w:rPr>
-        <w:t xml:space="preserve">## 5 0.06905  0  2.18    0 0.458 7.147 54.2 6.0622   3 222    18.7 396.90  5.33</w:t>
-      </w:r>
-      <w:r>
-        <w:br/>
-      </w:r>
-      <w:r>
-        <w:rPr>
-          <w:rStyle w:val="VerbatimChar"/>
-        </w:rPr>
-        <w:t xml:space="preserve">## 6 0.02985  0  2.18    0 0.458 6.430 58.7 6.0622   3 222    18.7 394.12  5.21</w:t>
-      </w:r>
-      <w:r>
-        <w:br/>
-      </w:r>
-      <w:r>
-        <w:rPr>
-          <w:rStyle w:val="VerbatimChar"/>
-        </w:rPr>
-        <w:t xml:space="preserve">##   medv</w:t>
-      </w:r>
-      <w:r>
-        <w:br/>
-      </w:r>
-      <w:r>
-        <w:rPr>
-          <w:rStyle w:val="VerbatimChar"/>
-        </w:rPr>
-        <w:t xml:space="preserve">## 1 24.0</w:t>
-      </w:r>
-      <w:r>
-        <w:br/>
-      </w:r>
-      <w:r>
-        <w:rPr>
-          <w:rStyle w:val="VerbatimChar"/>
-        </w:rPr>
-        <w:t xml:space="preserve">## 2 21.6</w:t>
-      </w:r>
-      <w:r>
-        <w:br/>
-      </w:r>
-      <w:r>
-        <w:rPr>
-          <w:rStyle w:val="VerbatimChar"/>
-        </w:rPr>
-        <w:t xml:space="preserve">## 3 34.7</w:t>
-      </w:r>
-      <w:r>
-        <w:br/>
-      </w:r>
-      <w:r>
-        <w:rPr>
-          <w:rStyle w:val="VerbatimChar"/>
-        </w:rPr>
-        <w:t xml:space="preserve">## 4 33.4</w:t>
-      </w:r>
-      <w:r>
-        <w:br/>
-      </w:r>
-      <w:r>
-        <w:rPr>
-          <w:rStyle w:val="VerbatimChar"/>
-        </w:rPr>
-        <w:t xml:space="preserve">## 5 36.2</w:t>
-      </w:r>
-      <w:r>
-        <w:br/>
-      </w:r>
-      <w:r>
-        <w:rPr>
-          <w:rStyle w:val="VerbatimChar"/>
-        </w:rPr>
-        <w:t xml:space="preserve">## 6 28.7</w:t>
+        <w:t xml:space="preserve">##      crim zn indus chas   nox    rm  age    dis rad tax ptratio  black lstat medv</w:t>
+      </w:r>
+      <w:r>
+        <w:br/>
+      </w:r>
+      <w:r>
+        <w:rPr>
+          <w:rStyle w:val="VerbatimChar"/>
+        </w:rPr>
+        <w:t xml:space="preserve">## 1 0.00632 18  2.31    0 0.538 6.575 65.2 4.0900   1 296    15.3 396.90  4.98 24.0</w:t>
+      </w:r>
+      <w:r>
+        <w:br/>
+      </w:r>
+      <w:r>
+        <w:rPr>
+          <w:rStyle w:val="VerbatimChar"/>
+        </w:rPr>
+        <w:t xml:space="preserve">## 2 0.02731  0  7.07    0 0.469 6.421 78.9 4.9671   2 242    17.8 396.90  9.14 21.6</w:t>
+      </w:r>
+      <w:r>
+        <w:br/>
+      </w:r>
+      <w:r>
+        <w:rPr>
+          <w:rStyle w:val="VerbatimChar"/>
+        </w:rPr>
+        <w:t xml:space="preserve">## 3 0.02729  0  7.07    0 0.469 7.185 61.1 4.9671   2 242    17.8 392.83  4.03 34.7</w:t>
+      </w:r>
+      <w:r>
+        <w:br/>
+      </w:r>
+      <w:r>
+        <w:rPr>
+          <w:rStyle w:val="VerbatimChar"/>
+        </w:rPr>
+        <w:t xml:space="preserve">## 4 0.03237  0  2.18    0 0.458 6.998 45.8 6.0622   3 222    18.7 394.63  2.94 33.4</w:t>
+      </w:r>
+      <w:r>
+        <w:br/>
+      </w:r>
+      <w:r>
+        <w:rPr>
+          <w:rStyle w:val="VerbatimChar"/>
+        </w:rPr>
+        <w:t xml:space="preserve">## 5 0.06905  0  2.18    0 0.458 7.147 54.2 6.0622   3 222    18.7 396.90  5.33 36.2</w:t>
+      </w:r>
+      <w:r>
+        <w:br/>
+      </w:r>
+      <w:r>
+        <w:rPr>
+          <w:rStyle w:val="VerbatimChar"/>
+        </w:rPr>
+        <w:t xml:space="preserve">## 6 0.02985  0  2.18    0 0.458 6.430 58.7 6.0622   3 222    18.7 394.12  5.21 28.7</w:t>
       </w:r>
     </w:p>
     <w:bookmarkEnd w:id="9"/>

--- a/examples/statistics/doc/linear_regression.docx
+++ b/examples/statistics/doc/linear_regression.docx
@@ -142,61 +142,124 @@
         <w:rPr>
           <w:rStyle w:val="VerbatimChar"/>
         </w:rPr>
-        <w:t xml:space="preserve">##      crim zn indus chas   nox    rm  age    dis rad tax ptratio  black lstat medv</w:t>
-      </w:r>
-      <w:r>
-        <w:br/>
-      </w:r>
-      <w:r>
-        <w:rPr>
-          <w:rStyle w:val="VerbatimChar"/>
-        </w:rPr>
-        <w:t xml:space="preserve">## 1 0.00632 18  2.31    0 0.538 6.575 65.2 4.0900   1 296    15.3 396.90  4.98 24.0</w:t>
-      </w:r>
-      <w:r>
-        <w:br/>
-      </w:r>
-      <w:r>
-        <w:rPr>
-          <w:rStyle w:val="VerbatimChar"/>
-        </w:rPr>
-        <w:t xml:space="preserve">## 2 0.02731  0  7.07    0 0.469 6.421 78.9 4.9671   2 242    17.8 396.90  9.14 21.6</w:t>
-      </w:r>
-      <w:r>
-        <w:br/>
-      </w:r>
-      <w:r>
-        <w:rPr>
-          <w:rStyle w:val="VerbatimChar"/>
-        </w:rPr>
-        <w:t xml:space="preserve">## 3 0.02729  0  7.07    0 0.469 7.185 61.1 4.9671   2 242    17.8 392.83  4.03 34.7</w:t>
-      </w:r>
-      <w:r>
-        <w:br/>
-      </w:r>
-      <w:r>
-        <w:rPr>
-          <w:rStyle w:val="VerbatimChar"/>
-        </w:rPr>
-        <w:t xml:space="preserve">## 4 0.03237  0  2.18    0 0.458 6.998 45.8 6.0622   3 222    18.7 394.63  2.94 33.4</w:t>
-      </w:r>
-      <w:r>
-        <w:br/>
-      </w:r>
-      <w:r>
-        <w:rPr>
-          <w:rStyle w:val="VerbatimChar"/>
-        </w:rPr>
-        <w:t xml:space="preserve">## 5 0.06905  0  2.18    0 0.458 7.147 54.2 6.0622   3 222    18.7 396.90  5.33 36.2</w:t>
-      </w:r>
-      <w:r>
-        <w:br/>
-      </w:r>
-      <w:r>
-        <w:rPr>
-          <w:rStyle w:val="VerbatimChar"/>
-        </w:rPr>
-        <w:t xml:space="preserve">## 6 0.02985  0  2.18    0 0.458 6.430 58.7 6.0622   3 222    18.7 394.12  5.21 28.7</w:t>
+        <w:t xml:space="preserve">##      crim zn indus chas   nox    rm  age    dis rad tax ptratio</w:t>
+      </w:r>
+      <w:r>
+        <w:br/>
+      </w:r>
+      <w:r>
+        <w:rPr>
+          <w:rStyle w:val="VerbatimChar"/>
+        </w:rPr>
+        <w:t xml:space="preserve">## 1 0.00632 18  2.31    0 0.538 6.575 65.2 4.0900   1 296    15.3</w:t>
+      </w:r>
+      <w:r>
+        <w:br/>
+      </w:r>
+      <w:r>
+        <w:rPr>
+          <w:rStyle w:val="VerbatimChar"/>
+        </w:rPr>
+        <w:t xml:space="preserve">## 2 0.02731  0  7.07    0 0.469 6.421 78.9 4.9671   2 242    17.8</w:t>
+      </w:r>
+      <w:r>
+        <w:br/>
+      </w:r>
+      <w:r>
+        <w:rPr>
+          <w:rStyle w:val="VerbatimChar"/>
+        </w:rPr>
+        <w:t xml:space="preserve">## 3 0.02729  0  7.07    0 0.469 7.185 61.1 4.9671   2 242    17.8</w:t>
+      </w:r>
+      <w:r>
+        <w:br/>
+      </w:r>
+      <w:r>
+        <w:rPr>
+          <w:rStyle w:val="VerbatimChar"/>
+        </w:rPr>
+        <w:t xml:space="preserve">## 4 0.03237  0  2.18    0 0.458 6.998 45.8 6.0622   3 222    18.7</w:t>
+      </w:r>
+      <w:r>
+        <w:br/>
+      </w:r>
+      <w:r>
+        <w:rPr>
+          <w:rStyle w:val="VerbatimChar"/>
+        </w:rPr>
+        <w:t xml:space="preserve">## 5 0.06905  0  2.18    0 0.458 7.147 54.2 6.0622   3 222    18.7</w:t>
+      </w:r>
+      <w:r>
+        <w:br/>
+      </w:r>
+      <w:r>
+        <w:rPr>
+          <w:rStyle w:val="VerbatimChar"/>
+        </w:rPr>
+        <w:t xml:space="preserve">## 6 0.02985  0  2.18    0 0.458 6.430 58.7 6.0622   3 222    18.7</w:t>
+      </w:r>
+      <w:r>
+        <w:br/>
+      </w:r>
+      <w:r>
+        <w:rPr>
+          <w:rStyle w:val="VerbatimChar"/>
+        </w:rPr>
+        <w:t xml:space="preserve">##    black lstat medv</w:t>
+      </w:r>
+      <w:r>
+        <w:br/>
+      </w:r>
+      <w:r>
+        <w:rPr>
+          <w:rStyle w:val="VerbatimChar"/>
+        </w:rPr>
+        <w:t xml:space="preserve">## 1 396.90  4.98 24.0</w:t>
+      </w:r>
+      <w:r>
+        <w:br/>
+      </w:r>
+      <w:r>
+        <w:rPr>
+          <w:rStyle w:val="VerbatimChar"/>
+        </w:rPr>
+        <w:t xml:space="preserve">## 2 396.90  9.14 21.6</w:t>
+      </w:r>
+      <w:r>
+        <w:br/>
+      </w:r>
+      <w:r>
+        <w:rPr>
+          <w:rStyle w:val="VerbatimChar"/>
+        </w:rPr>
+        <w:t xml:space="preserve">## 3 392.83  4.03 34.7</w:t>
+      </w:r>
+      <w:r>
+        <w:br/>
+      </w:r>
+      <w:r>
+        <w:rPr>
+          <w:rStyle w:val="VerbatimChar"/>
+        </w:rPr>
+        <w:t xml:space="preserve">## 4 394.63  2.94 33.4</w:t>
+      </w:r>
+      <w:r>
+        <w:br/>
+      </w:r>
+      <w:r>
+        <w:rPr>
+          <w:rStyle w:val="VerbatimChar"/>
+        </w:rPr>
+        <w:t xml:space="preserve">## 5 396.90  5.33 36.2</w:t>
+      </w:r>
+      <w:r>
+        <w:br/>
+      </w:r>
+      <w:r>
+        <w:rPr>
+          <w:rStyle w:val="VerbatimChar"/>
+        </w:rPr>
+        <w:t xml:space="preserve">## 6 394.12  5.21 28.7</w:t>
       </w:r>
     </w:p>
     <w:bookmarkEnd w:id="9"/>
@@ -3428,61 +3491,124 @@
         <w:rPr>
           <w:rStyle w:val="VerbatimChar"/>
         </w:rPr>
-        <w:t xml:space="preserve">##     Sepal.Length Sepal.Width Petal.Length Petal.Width    Species versicolor</w:t>
-      </w:r>
-      <w:r>
-        <w:br/>
-      </w:r>
-      <w:r>
-        <w:rPr>
-          <w:rStyle w:val="VerbatimChar"/>
-        </w:rPr>
-        <w:t xml:space="preserve">## 103          7.1         3.0          5.9         2.1      other          0</w:t>
-      </w:r>
-      <w:r>
-        <w:br/>
-      </w:r>
-      <w:r>
-        <w:rPr>
-          <w:rStyle w:val="VerbatimChar"/>
-        </w:rPr>
-        <w:t xml:space="preserve">## 60           5.2         2.7          3.9         1.4 versicolor          1</w:t>
-      </w:r>
-      <w:r>
-        <w:br/>
-      </w:r>
-      <w:r>
-        <w:rPr>
-          <w:rStyle w:val="VerbatimChar"/>
-        </w:rPr>
-        <w:t xml:space="preserve">## 51           7.0         3.2          4.7         1.4 versicolor          1</w:t>
-      </w:r>
-      <w:r>
-        <w:br/>
-      </w:r>
-      <w:r>
-        <w:rPr>
-          <w:rStyle w:val="VerbatimChar"/>
-        </w:rPr>
-        <w:t xml:space="preserve">## 34           5.5         4.2          1.4         0.2      other          0</w:t>
-      </w:r>
-      <w:r>
-        <w:br/>
-      </w:r>
-      <w:r>
-        <w:rPr>
-          <w:rStyle w:val="VerbatimChar"/>
-        </w:rPr>
-        <w:t xml:space="preserve">## 138          6.4         3.1          5.5         1.8      other          0</w:t>
-      </w:r>
-      <w:r>
-        <w:br/>
-      </w:r>
-      <w:r>
-        <w:rPr>
-          <w:rStyle w:val="VerbatimChar"/>
-        </w:rPr>
-        <w:t xml:space="preserve">## 129          6.4         2.8          5.6         2.1      other          0</w:t>
+        <w:t xml:space="preserve">##     Sepal.Length Sepal.Width Petal.Length Petal.Width    Species</w:t>
+      </w:r>
+      <w:r>
+        <w:br/>
+      </w:r>
+      <w:r>
+        <w:rPr>
+          <w:rStyle w:val="VerbatimChar"/>
+        </w:rPr>
+        <w:t xml:space="preserve">## 103          7.1         3.0          5.9         2.1      other</w:t>
+      </w:r>
+      <w:r>
+        <w:br/>
+      </w:r>
+      <w:r>
+        <w:rPr>
+          <w:rStyle w:val="VerbatimChar"/>
+        </w:rPr>
+        <w:t xml:space="preserve">## 60           5.2         2.7          3.9         1.4 versicolor</w:t>
+      </w:r>
+      <w:r>
+        <w:br/>
+      </w:r>
+      <w:r>
+        <w:rPr>
+          <w:rStyle w:val="VerbatimChar"/>
+        </w:rPr>
+        <w:t xml:space="preserve">## 51           7.0         3.2          4.7         1.4 versicolor</w:t>
+      </w:r>
+      <w:r>
+        <w:br/>
+      </w:r>
+      <w:r>
+        <w:rPr>
+          <w:rStyle w:val="VerbatimChar"/>
+        </w:rPr>
+        <w:t xml:space="preserve">## 34           5.5         4.2          1.4         0.2      other</w:t>
+      </w:r>
+      <w:r>
+        <w:br/>
+      </w:r>
+      <w:r>
+        <w:rPr>
+          <w:rStyle w:val="VerbatimChar"/>
+        </w:rPr>
+        <w:t xml:space="preserve">## 138          6.4         3.1          5.5         1.8      other</w:t>
+      </w:r>
+      <w:r>
+        <w:br/>
+      </w:r>
+      <w:r>
+        <w:rPr>
+          <w:rStyle w:val="VerbatimChar"/>
+        </w:rPr>
+        <w:t xml:space="preserve">## 129          6.4         2.8          5.6         2.1      other</w:t>
+      </w:r>
+      <w:r>
+        <w:br/>
+      </w:r>
+      <w:r>
+        <w:rPr>
+          <w:rStyle w:val="VerbatimChar"/>
+        </w:rPr>
+        <w:t xml:space="preserve">##     versicolor</w:t>
+      </w:r>
+      <w:r>
+        <w:br/>
+      </w:r>
+      <w:r>
+        <w:rPr>
+          <w:rStyle w:val="VerbatimChar"/>
+        </w:rPr>
+        <w:t xml:space="preserve">## 103          0</w:t>
+      </w:r>
+      <w:r>
+        <w:br/>
+      </w:r>
+      <w:r>
+        <w:rPr>
+          <w:rStyle w:val="VerbatimChar"/>
+        </w:rPr>
+        <w:t xml:space="preserve">## 60           1</w:t>
+      </w:r>
+      <w:r>
+        <w:br/>
+      </w:r>
+      <w:r>
+        <w:rPr>
+          <w:rStyle w:val="VerbatimChar"/>
+        </w:rPr>
+        <w:t xml:space="preserve">## 51           1</w:t>
+      </w:r>
+      <w:r>
+        <w:br/>
+      </w:r>
+      <w:r>
+        <w:rPr>
+          <w:rStyle w:val="VerbatimChar"/>
+        </w:rPr>
+        <w:t xml:space="preserve">## 34           0</w:t>
+      </w:r>
+      <w:r>
+        <w:br/>
+      </w:r>
+      <w:r>
+        <w:rPr>
+          <w:rStyle w:val="VerbatimChar"/>
+        </w:rPr>
+        <w:t xml:space="preserve">## 138          0</w:t>
+      </w:r>
+      <w:r>
+        <w:br/>
+      </w:r>
+      <w:r>
+        <w:rPr>
+          <w:rStyle w:val="VerbatimChar"/>
+        </w:rPr>
+        <w:t xml:space="preserve">## 129          0</w:t>
       </w:r>
     </w:p>
     <w:p>

--- a/examples/statistics/doc/linear_regression.docx
+++ b/examples/statistics/doc/linear_regression.docx
@@ -142,124 +142,61 @@
         <w:rPr>
           <w:rStyle w:val="VerbatimChar"/>
         </w:rPr>
-        <w:t xml:space="preserve">##      crim zn indus chas   nox    rm  age    dis rad tax ptratio</w:t>
-      </w:r>
-      <w:r>
-        <w:br/>
-      </w:r>
-      <w:r>
-        <w:rPr>
-          <w:rStyle w:val="VerbatimChar"/>
-        </w:rPr>
-        <w:t xml:space="preserve">## 1 0.00632 18  2.31    0 0.538 6.575 65.2 4.0900   1 296    15.3</w:t>
-      </w:r>
-      <w:r>
-        <w:br/>
-      </w:r>
-      <w:r>
-        <w:rPr>
-          <w:rStyle w:val="VerbatimChar"/>
-        </w:rPr>
-        <w:t xml:space="preserve">## 2 0.02731  0  7.07    0 0.469 6.421 78.9 4.9671   2 242    17.8</w:t>
-      </w:r>
-      <w:r>
-        <w:br/>
-      </w:r>
-      <w:r>
-        <w:rPr>
-          <w:rStyle w:val="VerbatimChar"/>
-        </w:rPr>
-        <w:t xml:space="preserve">## 3 0.02729  0  7.07    0 0.469 7.185 61.1 4.9671   2 242    17.8</w:t>
-      </w:r>
-      <w:r>
-        <w:br/>
-      </w:r>
-      <w:r>
-        <w:rPr>
-          <w:rStyle w:val="VerbatimChar"/>
-        </w:rPr>
-        <w:t xml:space="preserve">## 4 0.03237  0  2.18    0 0.458 6.998 45.8 6.0622   3 222    18.7</w:t>
-      </w:r>
-      <w:r>
-        <w:br/>
-      </w:r>
-      <w:r>
-        <w:rPr>
-          <w:rStyle w:val="VerbatimChar"/>
-        </w:rPr>
-        <w:t xml:space="preserve">## 5 0.06905  0  2.18    0 0.458 7.147 54.2 6.0622   3 222    18.7</w:t>
-      </w:r>
-      <w:r>
-        <w:br/>
-      </w:r>
-      <w:r>
-        <w:rPr>
-          <w:rStyle w:val="VerbatimChar"/>
-        </w:rPr>
-        <w:t xml:space="preserve">## 6 0.02985  0  2.18    0 0.458 6.430 58.7 6.0622   3 222    18.7</w:t>
-      </w:r>
-      <w:r>
-        <w:br/>
-      </w:r>
-      <w:r>
-        <w:rPr>
-          <w:rStyle w:val="VerbatimChar"/>
-        </w:rPr>
-        <w:t xml:space="preserve">##    black lstat medv</w:t>
-      </w:r>
-      <w:r>
-        <w:br/>
-      </w:r>
-      <w:r>
-        <w:rPr>
-          <w:rStyle w:val="VerbatimChar"/>
-        </w:rPr>
-        <w:t xml:space="preserve">## 1 396.90  4.98 24.0</w:t>
-      </w:r>
-      <w:r>
-        <w:br/>
-      </w:r>
-      <w:r>
-        <w:rPr>
-          <w:rStyle w:val="VerbatimChar"/>
-        </w:rPr>
-        <w:t xml:space="preserve">## 2 396.90  9.14 21.6</w:t>
-      </w:r>
-      <w:r>
-        <w:br/>
-      </w:r>
-      <w:r>
-        <w:rPr>
-          <w:rStyle w:val="VerbatimChar"/>
-        </w:rPr>
-        <w:t xml:space="preserve">## 3 392.83  4.03 34.7</w:t>
-      </w:r>
-      <w:r>
-        <w:br/>
-      </w:r>
-      <w:r>
-        <w:rPr>
-          <w:rStyle w:val="VerbatimChar"/>
-        </w:rPr>
-        <w:t xml:space="preserve">## 4 394.63  2.94 33.4</w:t>
-      </w:r>
-      <w:r>
-        <w:br/>
-      </w:r>
-      <w:r>
-        <w:rPr>
-          <w:rStyle w:val="VerbatimChar"/>
-        </w:rPr>
-        <w:t xml:space="preserve">## 5 396.90  5.33 36.2</w:t>
-      </w:r>
-      <w:r>
-        <w:br/>
-      </w:r>
-      <w:r>
-        <w:rPr>
-          <w:rStyle w:val="VerbatimChar"/>
-        </w:rPr>
-        <w:t xml:space="preserve">## 6 394.12  5.21 28.7</w:t>
+        <w:t xml:space="preserve">##      crim zn indus chas   nox    rm  age    dis rad tax ptratio  black lstat medv</w:t>
+      </w:r>
+      <w:r>
+        <w:br/>
+      </w:r>
+      <w:r>
+        <w:rPr>
+          <w:rStyle w:val="VerbatimChar"/>
+        </w:rPr>
+        <w:t xml:space="preserve">## 1 0.00632 18  2.31    0 0.538 6.575 65.2 4.0900   1 296    15.3 396.90  4.98 24.0</w:t>
+      </w:r>
+      <w:r>
+        <w:br/>
+      </w:r>
+      <w:r>
+        <w:rPr>
+          <w:rStyle w:val="VerbatimChar"/>
+        </w:rPr>
+        <w:t xml:space="preserve">## 2 0.02731  0  7.07    0 0.469 6.421 78.9 4.9671   2 242    17.8 396.90  9.14 21.6</w:t>
+      </w:r>
+      <w:r>
+        <w:br/>
+      </w:r>
+      <w:r>
+        <w:rPr>
+          <w:rStyle w:val="VerbatimChar"/>
+        </w:rPr>
+        <w:t xml:space="preserve">## 3 0.02729  0  7.07    0 0.469 7.185 61.1 4.9671   2 242    17.8 392.83  4.03 34.7</w:t>
+      </w:r>
+      <w:r>
+        <w:br/>
+      </w:r>
+      <w:r>
+        <w:rPr>
+          <w:rStyle w:val="VerbatimChar"/>
+        </w:rPr>
+        <w:t xml:space="preserve">## 4 0.03237  0  2.18    0 0.458 6.998 45.8 6.0622   3 222    18.7 394.63  2.94 33.4</w:t>
+      </w:r>
+      <w:r>
+        <w:br/>
+      </w:r>
+      <w:r>
+        <w:rPr>
+          <w:rStyle w:val="VerbatimChar"/>
+        </w:rPr>
+        <w:t xml:space="preserve">## 5 0.06905  0  2.18    0 0.458 7.147 54.2 6.0622   3 222    18.7 396.90  5.33 36.2</w:t>
+      </w:r>
+      <w:r>
+        <w:br/>
+      </w:r>
+      <w:r>
+        <w:rPr>
+          <w:rStyle w:val="VerbatimChar"/>
+        </w:rPr>
+        <w:t xml:space="preserve">## 6 0.02985  0  2.18    0 0.458 6.430 58.7 6.0622   3 222    18.7 394.12  5.21 28.7</w:t>
       </w:r>
     </w:p>
     <w:bookmarkEnd w:id="9"/>
@@ -3491,124 +3428,61 @@
         <w:rPr>
           <w:rStyle w:val="VerbatimChar"/>
         </w:rPr>
-        <w:t xml:space="preserve">##     Sepal.Length Sepal.Width Petal.Length Petal.Width    Species</w:t>
-      </w:r>
-      <w:r>
-        <w:br/>
-      </w:r>
-      <w:r>
-        <w:rPr>
-          <w:rStyle w:val="VerbatimChar"/>
-        </w:rPr>
-        <w:t xml:space="preserve">## 103          7.1         3.0          5.9         2.1      other</w:t>
-      </w:r>
-      <w:r>
-        <w:br/>
-      </w:r>
-      <w:r>
-        <w:rPr>
-          <w:rStyle w:val="VerbatimChar"/>
-        </w:rPr>
-        <w:t xml:space="preserve">## 60           5.2         2.7          3.9         1.4 versicolor</w:t>
-      </w:r>
-      <w:r>
-        <w:br/>
-      </w:r>
-      <w:r>
-        <w:rPr>
-          <w:rStyle w:val="VerbatimChar"/>
-        </w:rPr>
-        <w:t xml:space="preserve">## 51           7.0         3.2          4.7         1.4 versicolor</w:t>
-      </w:r>
-      <w:r>
-        <w:br/>
-      </w:r>
-      <w:r>
-        <w:rPr>
-          <w:rStyle w:val="VerbatimChar"/>
-        </w:rPr>
-        <w:t xml:space="preserve">## 34           5.5         4.2          1.4         0.2      other</w:t>
-      </w:r>
-      <w:r>
-        <w:br/>
-      </w:r>
-      <w:r>
-        <w:rPr>
-          <w:rStyle w:val="VerbatimChar"/>
-        </w:rPr>
-        <w:t xml:space="preserve">## 138          6.4         3.1          5.5         1.8      other</w:t>
-      </w:r>
-      <w:r>
-        <w:br/>
-      </w:r>
-      <w:r>
-        <w:rPr>
-          <w:rStyle w:val="VerbatimChar"/>
-        </w:rPr>
-        <w:t xml:space="preserve">## 129          6.4         2.8          5.6         2.1      other</w:t>
-      </w:r>
-      <w:r>
-        <w:br/>
-      </w:r>
-      <w:r>
-        <w:rPr>
-          <w:rStyle w:val="VerbatimChar"/>
-        </w:rPr>
-        <w:t xml:space="preserve">##     versicolor</w:t>
-      </w:r>
-      <w:r>
-        <w:br/>
-      </w:r>
-      <w:r>
-        <w:rPr>
-          <w:rStyle w:val="VerbatimChar"/>
-        </w:rPr>
-        <w:t xml:space="preserve">## 103          0</w:t>
-      </w:r>
-      <w:r>
-        <w:br/>
-      </w:r>
-      <w:r>
-        <w:rPr>
-          <w:rStyle w:val="VerbatimChar"/>
-        </w:rPr>
-        <w:t xml:space="preserve">## 60           1</w:t>
-      </w:r>
-      <w:r>
-        <w:br/>
-      </w:r>
-      <w:r>
-        <w:rPr>
-          <w:rStyle w:val="VerbatimChar"/>
-        </w:rPr>
-        <w:t xml:space="preserve">## 51           1</w:t>
-      </w:r>
-      <w:r>
-        <w:br/>
-      </w:r>
-      <w:r>
-        <w:rPr>
-          <w:rStyle w:val="VerbatimChar"/>
-        </w:rPr>
-        <w:t xml:space="preserve">## 34           0</w:t>
-      </w:r>
-      <w:r>
-        <w:br/>
-      </w:r>
-      <w:r>
-        <w:rPr>
-          <w:rStyle w:val="VerbatimChar"/>
-        </w:rPr>
-        <w:t xml:space="preserve">## 138          0</w:t>
-      </w:r>
-      <w:r>
-        <w:br/>
-      </w:r>
-      <w:r>
-        <w:rPr>
-          <w:rStyle w:val="VerbatimChar"/>
-        </w:rPr>
-        <w:t xml:space="preserve">## 129          0</w:t>
+        <w:t xml:space="preserve">##     Sepal.Length Sepal.Width Petal.Length Petal.Width    Species versicolor</w:t>
+      </w:r>
+      <w:r>
+        <w:br/>
+      </w:r>
+      <w:r>
+        <w:rPr>
+          <w:rStyle w:val="VerbatimChar"/>
+        </w:rPr>
+        <w:t xml:space="preserve">## 103          7.1         3.0          5.9         2.1      other          0</w:t>
+      </w:r>
+      <w:r>
+        <w:br/>
+      </w:r>
+      <w:r>
+        <w:rPr>
+          <w:rStyle w:val="VerbatimChar"/>
+        </w:rPr>
+        <w:t xml:space="preserve">## 60           5.2         2.7          3.9         1.4 versicolor          1</w:t>
+      </w:r>
+      <w:r>
+        <w:br/>
+      </w:r>
+      <w:r>
+        <w:rPr>
+          <w:rStyle w:val="VerbatimChar"/>
+        </w:rPr>
+        <w:t xml:space="preserve">## 51           7.0         3.2          4.7         1.4 versicolor          1</w:t>
+      </w:r>
+      <w:r>
+        <w:br/>
+      </w:r>
+      <w:r>
+        <w:rPr>
+          <w:rStyle w:val="VerbatimChar"/>
+        </w:rPr>
+        <w:t xml:space="preserve">## 34           5.5         4.2          1.4         0.2      other          0</w:t>
+      </w:r>
+      <w:r>
+        <w:br/>
+      </w:r>
+      <w:r>
+        <w:rPr>
+          <w:rStyle w:val="VerbatimChar"/>
+        </w:rPr>
+        <w:t xml:space="preserve">## 138          6.4         3.1          5.5         1.8      other          0</w:t>
+      </w:r>
+      <w:r>
+        <w:br/>
+      </w:r>
+      <w:r>
+        <w:rPr>
+          <w:rStyle w:val="VerbatimChar"/>
+        </w:rPr>
+        <w:t xml:space="preserve">## 129          6.4         2.8          5.6         2.1      other          0</w:t>
       </w:r>
     </w:p>
     <w:p>
